--- a/1952.7/1952年7月18日，致斯大林电__LLM初注.docx
+++ b/1952.7/1952年7月18日，致斯大林电__LLM初注.docx
@@ -992,13 +992,23 @@
       </w:r>
     </w:p>
     <w:p>
+      <w:commentRangeStart w:id="0"/>
       <w:r>
         <w:t>1. 【需核】毛泽东7月15日3时致金日成电原文和斯大林（菲利波夫）对毛泽东7月18日电的复电内容，建议核查相关外交档案。</w:t>
       </w:r>
-    </w:p>
-    <w:p>
+      <w:commentRangeEnd w:id="0"/>
+      <w:r>
+        <w:commentReference w:id="0"/>
+      </w:r>
+    </w:p>
+    <w:p>
+      <w:commentRangeStart w:id="1"/>
       <w:r>
         <w:t>2. 【需核】金日成7月16日复电中提到的“高射炮部队至少10个团”等具体要求是否得到满足，建议核实后续军援情况。</w:t>
+      </w:r>
+      <w:commentRangeEnd w:id="1"/>
+      <w:r>
+        <w:commentReference w:id="1"/>
       </w:r>
     </w:p>
     <w:sectPr>
@@ -1014,6 +1024,25 @@
     </w:sectPr>
   </w:body>
 </w:document>
+</file>
+
+<file path=word/comments.xml><?xml version="1.0" encoding="utf-8"?>
+<w:comments xmlns:w="http://schemas.openxmlformats.org/wordprocessingml/2006/main">
+  <w:comment w:id="0" w:author="LLM初注待核" w:date="2026-07-05T15:07:29Z">
+    <w:p>
+      <w:r>
+        <w:t>【需核】毛泽东7月15日3时致金日成电原文和斯大林（菲利波夫）对毛泽东7月18日电的复电内容，建议核查相关外交档案。</w:t>
+      </w:r>
+    </w:p>
+  </w:comment>
+  <w:comment w:id="1" w:author="LLM初注待核" w:date="2026-07-05T15:07:29Z">
+    <w:p>
+      <w:r>
+        <w:t>【需核】金日成7月16日复电中提到的“高射炮部队至少10个团”等具体要求是否得到满足，建议核实后续军援情况。</w:t>
+      </w:r>
+    </w:p>
+  </w:comment>
+</w:comments>
 </file>
 
 <file path=word/footer1.xml><?xml version="1.0" encoding="utf-8"?>

--- a/1952.7/1952年7月18日，致斯大林电__LLM初注.docx
+++ b/1952.7/1952年7月18日，致斯大林电__LLM初注.docx
@@ -998,6 +998,9 @@
       </w:r>
       <w:commentRangeEnd w:id="0"/>
       <w:r>
+        <w:rPr>
+          <w:rStyle w:val="CommentReference"/>
+        </w:rPr>
         <w:commentReference w:id="0"/>
       </w:r>
     </w:p>
@@ -1008,6 +1011,9 @@
       </w:r>
       <w:commentRangeEnd w:id="1"/>
       <w:r>
+        <w:rPr>
+          <w:rStyle w:val="CommentReference"/>
+        </w:rPr>
         <w:commentReference w:id="1"/>
       </w:r>
     </w:p>
@@ -1030,6 +1036,9 @@
 <w:comments xmlns:w="http://schemas.openxmlformats.org/wordprocessingml/2006/main">
   <w:comment w:id="0" w:author="LLM初注待核" w:date="2026-07-05T15:07:29Z">
     <w:p>
+      <w:pPr>
+        <w:pStyle w:val="CommentText"/>
+      </w:pPr>
       <w:r>
         <w:t>【需核】毛泽东7月15日3时致金日成电原文和斯大林（菲利波夫）对毛泽东7月18日电的复电内容，建议核查相关外交档案。</w:t>
       </w:r>
@@ -1037,6 +1046,9 @@
   </w:comment>
   <w:comment w:id="1" w:author="LLM初注待核" w:date="2026-07-05T15:07:29Z">
     <w:p>
+      <w:pPr>
+        <w:pStyle w:val="CommentText"/>
+      </w:pPr>
       <w:r>
         <w:t>【需核】金日成7月16日复电中提到的“高射炮部队至少10个团”等具体要求是否得到满足，建议核实后续军援情况。</w:t>
       </w:r>

--- a/1952.7/1952年7月18日，致斯大林电__LLM初注.docx
+++ b/1952.7/1952年7月18日，致斯大林电__LLM初注.docx
@@ -49,13 +49,16 @@
       </w:r>
       <w:r>
         <w:rPr>
+          <w:rStyle w:val="FootnoteReference"/>
           <w:rFonts w:hint="eastAsia" w:ascii="仿宋" w:hAnsi="仿宋" w:eastAsia="仿宋" w:cs="仿宋"/>
           <w:sz w:val="36"/>
           <w:szCs w:val="36"/>
           <w:vertAlign w:val="superscript"/>
           <w:lang w:val="en-US" w:eastAsia="zh-CN"/>
         </w:rPr>
+        <w:t>[</w:t>
         <w:footnoteReference w:id="0"/>
+        <w:t>]</w:t>
       </w:r>
       <w:r>
         <w:rPr>
@@ -170,11 +173,18 @@
       <w:r>
         <w:rPr>
           <w:rStyle w:val="FootnoteReference"/>
-        </w:rPr>
+          <w:vertAlign w:val="superscript"/>
+        </w:rPr>
+        <w:t>[</w:t>
         <w:footnoteReference w:id="4"/>
-      </w:r>
-      <w:r>
-        <w:rPr/>
+        <w:t>]</w:t>
+      </w:r>
+      <w:r>
+        <w:rPr>
+          <w:rFonts w:hint="eastAsia" w:ascii="仿宋" w:hAnsi="仿宋" w:eastAsia="仿宋"/>
+          <w:sz w:val="32"/>
+          <w:szCs w:val="32"/>
+        </w:rPr>
         <w:t xml:space="preserve">同志的电文和金日成同志今年7月16日21时给我的回电，供了解情况。</w:t>
       </w:r>
     </w:p>
@@ -212,11 +222,18 @@
       <w:r>
         <w:rPr>
           <w:rStyle w:val="FootnoteReference"/>
-        </w:rPr>
+          <w:vertAlign w:val="superscript"/>
+        </w:rPr>
+        <w:t>[</w:t>
         <w:footnoteReference w:id="5"/>
-      </w:r>
-      <w:r>
-        <w:rPr/>
+        <w:t>]</w:t>
+      </w:r>
+      <w:r>
+        <w:rPr>
+          <w:rFonts w:hint="eastAsia" w:ascii="仿宋" w:hAnsi="仿宋" w:eastAsia="仿宋"/>
+          <w:sz w:val="32"/>
+          <w:szCs w:val="32"/>
+        </w:rPr>
         <w:t xml:space="preserve">同志。</w:t>
       </w:r>
     </w:p>
@@ -288,21 +305,35 @@
       <w:r>
         <w:rPr>
           <w:rStyle w:val="FootnoteReference"/>
-        </w:rPr>
+          <w:vertAlign w:val="superscript"/>
+        </w:rPr>
+        <w:t>[</w:t>
         <w:footnoteReference w:id="10"/>
-      </w:r>
-      <w:r>
-        <w:rPr/>
+        <w:t>]</w:t>
+      </w:r>
+      <w:r>
+        <w:rPr>
+          <w:rFonts w:hint="eastAsia" w:ascii="仿宋" w:hAnsi="仿宋" w:eastAsia="仿宋"/>
+          <w:sz w:val="32"/>
+          <w:szCs w:val="32"/>
+        </w:rPr>
         <w:t xml:space="preserve">带来进一步的损失。然而，战争已经开始了，中国已经开始帮助朝鲜，朝鲜人民也已经确实站在了保卫全世界和平阵营的最前线。朝鲜人民牺牲的代价是取得了在三八线</w:t>
       </w:r>
       <w:r>
         <w:rPr>
           <w:rStyle w:val="FootnoteReference"/>
-        </w:rPr>
+          <w:vertAlign w:val="superscript"/>
+        </w:rPr>
+        <w:t>[</w:t>
         <w:footnoteReference w:id="6"/>
-      </w:r>
-      <w:r>
-        <w:rPr/>
+        <w:t>]</w:t>
+      </w:r>
+      <w:r>
+        <w:rPr>
+          <w:rFonts w:hint="eastAsia" w:ascii="仿宋" w:hAnsi="仿宋" w:eastAsia="仿宋"/>
+          <w:sz w:val="32"/>
+          <w:szCs w:val="32"/>
+        </w:rPr>
         <w:t xml:space="preserve">地区阵地的巩固，保卫了北朝鲜和中国的东北地区。朝鲜和中国人民，尤其是两国的武装力量，在同美帝国主义斗争中得到锻炼并获得经验。在斗争进程中，朝鲜和中国人民增强了自己的实力，鼓舞着全世界爱好和平的人民去反对侵略战争并促使全世界保卫和平运动得以发展。这也迫使美帝的主力被牵制在东方并蒙受着连续不断的损失。同时，作为全世界和平支柱的苏联得以加紧自身建设并对全世界各民族革命运动发展给予影响。这将意味着延缓新的世界大战的发生。如此强大的运动正好说明，朝鲜人民不再是孤立的。</w:t>
       </w:r>
     </w:p>
@@ -631,31 +662,52 @@
       <w:r>
         <w:rPr>
           <w:rStyle w:val="FootnoteReference"/>
-        </w:rPr>
+          <w:vertAlign w:val="superscript"/>
+        </w:rPr>
+        <w:t>[</w:t>
         <w:footnoteReference w:id="7"/>
-      </w:r>
-      <w:r>
-        <w:rPr/>
+        <w:t>]</w:t>
+      </w:r>
+      <w:r>
+        <w:rPr>
+          <w:rFonts w:hint="eastAsia" w:ascii="仿宋" w:hAnsi="仿宋" w:eastAsia="仿宋"/>
+          <w:sz w:val="32"/>
+          <w:szCs w:val="32"/>
+        </w:rPr>
         <w:t>、水丰发电站</w:t>
       </w:r>
       <w:r>
         <w:rPr>
           <w:rStyle w:val="FootnoteReference"/>
-        </w:rPr>
+          <w:vertAlign w:val="superscript"/>
+        </w:rPr>
+        <w:t>[</w:t>
         <w:footnoteReference w:id="8"/>
-      </w:r>
-      <w:r>
-        <w:rPr/>
+        <w:t>]</w:t>
+      </w:r>
+      <w:r>
+        <w:rPr>
+          <w:rFonts w:hint="eastAsia" w:ascii="仿宋" w:hAnsi="仿宋" w:eastAsia="仿宋"/>
+          <w:sz w:val="32"/>
+          <w:szCs w:val="32"/>
+        </w:rPr>
         <w:t>、北仓发电站</w:t>
       </w:r>
       <w:r>
         <w:rPr>
           <w:rStyle w:val="FootnoteReference"/>
-        </w:rPr>
+          <w:vertAlign w:val="superscript"/>
+        </w:rPr>
+        <w:t>[</w:t>
         <w:footnoteReference w:id="9"/>
-      </w:r>
-      <w:r>
-        <w:rPr/>
+        <w:t>]</w:t>
+      </w:r>
+      <w:r>
+        <w:rPr>
+          <w:rFonts w:hint="eastAsia" w:ascii="仿宋" w:hAnsi="仿宋" w:eastAsia="仿宋"/>
+          <w:sz w:val="32"/>
+          <w:szCs w:val="32"/>
+        </w:rPr>
         <w:t xml:space="preserve">）的对空防御。</w:t>
       </w:r>
     </w:p>

--- a/1952.7/1952年7月18日，致斯大林电__LLM初注.docx
+++ b/1952.7/1952年7月18日，致斯大林电__LLM初注.docx
@@ -39,36 +39,19 @@
       </w:r>
       <w:r>
         <w:rPr>
-          <w:rFonts w:hint="eastAsia" w:ascii="仿宋" w:hAnsi="仿宋" w:eastAsia="仿宋" w:cs="仿宋"/>
-          <w:sz w:val="36"/>
-          <w:szCs w:val="36"/>
+          <w:rStyle w:val="FootnoteReference"/>
           <w:vertAlign w:val="superscript"/>
-          <w:lang w:val="en-US" w:eastAsia="zh-CN"/>
-        </w:rPr>
-        <w:t>[</w:t>
-      </w:r>
-      <w:r>
-        <w:rPr>
-          <w:rStyle w:val="FootnoteReference"/>
-          <w:rFonts w:hint="eastAsia" w:ascii="仿宋" w:hAnsi="仿宋" w:eastAsia="仿宋" w:cs="仿宋"/>
-          <w:sz w:val="36"/>
-          <w:szCs w:val="36"/>
+        </w:rPr>
+        <w:t>[1]</w:t>
+      </w:r>
+      <w:r>
+        <w:rPr>
+          <w:rStyle w:val="FootnoteReference"/>
           <w:vertAlign w:val="superscript"/>
-          <w:lang w:val="en-US" w:eastAsia="zh-CN"/>
-        </w:rPr>
-        <w:t>[</w:t>
+          <w:vanish/>
+          <w:specVanish/>
+        </w:rPr>
         <w:footnoteReference w:id="0"/>
-        <w:t>]</w:t>
-      </w:r>
-      <w:r>
-        <w:rPr>
-          <w:rFonts w:hint="eastAsia" w:ascii="仿宋" w:hAnsi="仿宋" w:eastAsia="仿宋" w:cs="仿宋"/>
-          <w:sz w:val="36"/>
-          <w:szCs w:val="36"/>
-          <w:vertAlign w:val="superscript"/>
-          <w:lang w:val="en-US" w:eastAsia="zh-CN"/>
-        </w:rPr>
-        <w:t>]</w:t>
       </w:r>
     </w:p>
     <w:p>
@@ -175,9 +158,16 @@
           <w:rStyle w:val="FootnoteReference"/>
           <w:vertAlign w:val="superscript"/>
         </w:rPr>
-        <w:t>[</w:t>
+        <w:t>[2]</w:t>
+      </w:r>
+      <w:r>
+        <w:rPr>
+          <w:rStyle w:val="FootnoteReference"/>
+          <w:vertAlign w:val="superscript"/>
+          <w:vanish/>
+          <w:specVanish/>
+        </w:rPr>
         <w:footnoteReference w:id="4"/>
-        <w:t>]</w:t>
       </w:r>
       <w:r>
         <w:rPr>
@@ -224,9 +214,16 @@
           <w:rStyle w:val="FootnoteReference"/>
           <w:vertAlign w:val="superscript"/>
         </w:rPr>
-        <w:t>[</w:t>
+        <w:t>[3]</w:t>
+      </w:r>
+      <w:r>
+        <w:rPr>
+          <w:rStyle w:val="FootnoteReference"/>
+          <w:vertAlign w:val="superscript"/>
+          <w:vanish/>
+          <w:specVanish/>
+        </w:rPr>
         <w:footnoteReference w:id="5"/>
-        <w:t>]</w:t>
       </w:r>
       <w:r>
         <w:rPr>
@@ -307,9 +304,16 @@
           <w:rStyle w:val="FootnoteReference"/>
           <w:vertAlign w:val="superscript"/>
         </w:rPr>
-        <w:t>[</w:t>
+        <w:t>[4]</w:t>
+      </w:r>
+      <w:r>
+        <w:rPr>
+          <w:rStyle w:val="FootnoteReference"/>
+          <w:vertAlign w:val="superscript"/>
+          <w:vanish/>
+          <w:specVanish/>
+        </w:rPr>
         <w:footnoteReference w:id="10"/>
-        <w:t>]</w:t>
       </w:r>
       <w:r>
         <w:rPr>
@@ -324,9 +328,16 @@
           <w:rStyle w:val="FootnoteReference"/>
           <w:vertAlign w:val="superscript"/>
         </w:rPr>
-        <w:t>[</w:t>
+        <w:t>[5]</w:t>
+      </w:r>
+      <w:r>
+        <w:rPr>
+          <w:rStyle w:val="FootnoteReference"/>
+          <w:vertAlign w:val="superscript"/>
+          <w:vanish/>
+          <w:specVanish/>
+        </w:rPr>
         <w:footnoteReference w:id="6"/>
-        <w:t>]</w:t>
       </w:r>
       <w:r>
         <w:rPr>
@@ -664,9 +675,16 @@
           <w:rStyle w:val="FootnoteReference"/>
           <w:vertAlign w:val="superscript"/>
         </w:rPr>
-        <w:t>[</w:t>
+        <w:t>[6]</w:t>
+      </w:r>
+      <w:r>
+        <w:rPr>
+          <w:rStyle w:val="FootnoteReference"/>
+          <w:vertAlign w:val="superscript"/>
+          <w:vanish/>
+          <w:specVanish/>
+        </w:rPr>
         <w:footnoteReference w:id="7"/>
-        <w:t>]</w:t>
       </w:r>
       <w:r>
         <w:rPr>
@@ -681,9 +699,16 @@
           <w:rStyle w:val="FootnoteReference"/>
           <w:vertAlign w:val="superscript"/>
         </w:rPr>
-        <w:t>[</w:t>
+        <w:t>[7]</w:t>
+      </w:r>
+      <w:r>
+        <w:rPr>
+          <w:rStyle w:val="FootnoteReference"/>
+          <w:vertAlign w:val="superscript"/>
+          <w:vanish/>
+          <w:specVanish/>
+        </w:rPr>
         <w:footnoteReference w:id="8"/>
-        <w:t>]</w:t>
       </w:r>
       <w:r>
         <w:rPr>
@@ -698,9 +723,16 @@
           <w:rStyle w:val="FootnoteReference"/>
           <w:vertAlign w:val="superscript"/>
         </w:rPr>
-        <w:t>[</w:t>
+        <w:t>[8]</w:t>
+      </w:r>
+      <w:r>
+        <w:rPr>
+          <w:rStyle w:val="FootnoteReference"/>
+          <w:vertAlign w:val="superscript"/>
+          <w:vanish/>
+          <w:specVanish/>
+        </w:rPr>
         <w:footnoteReference w:id="9"/>
-        <w:t>]</w:t>
       </w:r>
       <w:r>
         <w:rPr>
@@ -1240,13 +1272,39 @@
       </w:pPr>
       <w:r>
         <w:rPr>
+          <w:rStyle w:val="FootnoteReference"/>
+        </w:rPr>
+        <w:t>[1]</w:t>
+      </w:r>
+      <w:r>
+        <w:rPr>
+          <w:rFonts w:hint="eastAsia" w:asciiTheme="minorEastAsia" w:hAnsiTheme="minorEastAsia" w:cstheme="minorBidi"/>
+          <w:kern w:val="2"/>
+          <w:sz w:val="21"/>
+          <w:szCs w:val="21"/>
+          <w:lang w:val="en-US" w:eastAsia="zh-CN" w:bidi="ar-SA"/>
+        </w:rPr>
+        <w:t>关于本文的真实性及时间还存在争议，《</w:t>
+      </w:r>
+      <w:r>
+        <w:rPr>
           <w:rFonts w:hint="eastAsia" w:asciiTheme="minorEastAsia" w:hAnsiTheme="minorEastAsia" w:eastAsiaTheme="minorEastAsia" w:cstheme="minorBidi"/>
           <w:kern w:val="2"/>
           <w:sz w:val="21"/>
           <w:szCs w:val="21"/>
           <w:lang w:val="en-US" w:eastAsia="zh-CN" w:bidi="ar-SA"/>
         </w:rPr>
-        <w:t>[</w:t>
+        <w:t>毛泽东年谱</w:t>
+      </w:r>
+      <w:r>
+        <w:rPr>
+          <w:rFonts w:hint="eastAsia" w:asciiTheme="minorEastAsia" w:hAnsiTheme="minorEastAsia" w:cstheme="minorBidi"/>
+          <w:kern w:val="2"/>
+          <w:sz w:val="21"/>
+          <w:szCs w:val="21"/>
+          <w:lang w:val="en-US" w:eastAsia="zh-CN" w:bidi="ar-SA"/>
+        </w:rPr>
+        <w:t>》中并未记载。</w:t>
       </w:r>
       <w:r>
         <w:rPr>
@@ -1256,17 +1314,7 @@
           <w:szCs w:val="21"/>
           <w:lang w:val="en-US" w:eastAsia="zh-CN" w:bidi="ar-SA"/>
         </w:rPr>
-        <w:footnoteRef/>
-      </w:r>
-      <w:r>
-        <w:rPr>
-          <w:rFonts w:hint="eastAsia" w:asciiTheme="minorEastAsia" w:hAnsiTheme="minorEastAsia" w:eastAsiaTheme="minorEastAsia" w:cstheme="minorBidi"/>
-          <w:kern w:val="2"/>
-          <w:sz w:val="21"/>
-          <w:szCs w:val="21"/>
-          <w:lang w:val="en-US" w:eastAsia="zh-CN" w:bidi="ar-SA"/>
-        </w:rPr>
-        <w:t>]</w:t>
+        <w:t>本文是根据</w:t>
       </w:r>
       <w:r>
         <w:rPr>
@@ -1276,18 +1324,10 @@
           <w:szCs w:val="21"/>
           <w:lang w:val="en-US" w:eastAsia="zh-CN" w:bidi="ar-SA"/>
         </w:rPr>
-        <w:t>关于本文的真实性及时间还存在争议，《</w:t>
-      </w:r>
-      <w:r>
-        <w:rPr>
-          <w:rFonts w:hint="eastAsia" w:asciiTheme="minorEastAsia" w:hAnsiTheme="minorEastAsia" w:eastAsiaTheme="minorEastAsia" w:cstheme="minorBidi"/>
-          <w:kern w:val="2"/>
-          <w:sz w:val="21"/>
-          <w:szCs w:val="21"/>
-          <w:lang w:val="en-US" w:eastAsia="zh-CN" w:bidi="ar-SA"/>
-        </w:rPr>
-        <w:t>毛泽东年谱</w:t>
-      </w:r>
+        <w:t>东方直心同志编著的《毛泽东大传》（2021年终极版）第六卷，第2104</w:t>
+      </w:r>
+      <w:bookmarkStart w:id="0" w:name="_GoBack"/>
+      <w:bookmarkEnd w:id="0"/>
       <w:r>
         <w:rPr>
           <w:rFonts w:hint="eastAsia" w:asciiTheme="minorEastAsia" w:hAnsiTheme="minorEastAsia" w:cstheme="minorBidi"/>
@@ -1296,38 +1336,6 @@
           <w:szCs w:val="21"/>
           <w:lang w:val="en-US" w:eastAsia="zh-CN" w:bidi="ar-SA"/>
         </w:rPr>
-        <w:t>》中并未记载。</w:t>
-      </w:r>
-      <w:r>
-        <w:rPr>
-          <w:rFonts w:hint="eastAsia" w:asciiTheme="minorEastAsia" w:hAnsiTheme="minorEastAsia" w:eastAsiaTheme="minorEastAsia" w:cstheme="minorBidi"/>
-          <w:kern w:val="2"/>
-          <w:sz w:val="21"/>
-          <w:szCs w:val="21"/>
-          <w:lang w:val="en-US" w:eastAsia="zh-CN" w:bidi="ar-SA"/>
-        </w:rPr>
-        <w:t>本文是根据</w:t>
-      </w:r>
-      <w:r>
-        <w:rPr>
-          <w:rFonts w:hint="eastAsia" w:asciiTheme="minorEastAsia" w:hAnsiTheme="minorEastAsia" w:cstheme="minorBidi"/>
-          <w:kern w:val="2"/>
-          <w:sz w:val="21"/>
-          <w:szCs w:val="21"/>
-          <w:lang w:val="en-US" w:eastAsia="zh-CN" w:bidi="ar-SA"/>
-        </w:rPr>
-        <w:t>东方直心同志编著的《毛泽东大传》（2021年终极版）第六卷，第2104</w:t>
-      </w:r>
-      <w:bookmarkStart w:id="0" w:name="_GoBack"/>
-      <w:bookmarkEnd w:id="0"/>
-      <w:r>
-        <w:rPr>
-          <w:rFonts w:hint="eastAsia" w:asciiTheme="minorEastAsia" w:hAnsiTheme="minorEastAsia" w:cstheme="minorBidi"/>
-          <w:kern w:val="2"/>
-          <w:sz w:val="21"/>
-          <w:szCs w:val="21"/>
-          <w:lang w:val="en-US" w:eastAsia="zh-CN" w:bidi="ar-SA"/>
-        </w:rPr>
         <w:t>页记载内容编辑而成。标题为编者所加。</w:t>
       </w:r>
     </w:p>
@@ -1345,15 +1353,25 @@
       </w:pPr>
       <w:r>
         <w:rPr>
+          <w:rStyle w:val="FootnoteReference"/>
+        </w:rPr>
+        <w:t>[2]</w:t>
+      </w:r>
+      <w:r>
+        <w:rPr>
           <w:rFonts w:asciiTheme="minorEastAsia" w:hAnsiTheme="minorEastAsia" w:eastAsiaTheme="minorEastAsia" w:cstheme="minorBidi"/>
           <w:kern w:val="2"/>
           <w:sz w:val="21"/>
           <w:szCs w:val="21"/>
           <w:lang w:val="en-US" w:eastAsia="zh-CN" w:bidi="ar-SA"/>
         </w:rPr>
-        <w:footnoteRef/>
-      </w:r>
-      <w:r>
+        <w:t xml:space="preserve">金日成（1912—1994），原名金成柱，朝鲜民主主义人民共和国的创建者。1948年起任朝鲜民主主义人民共和国内阁首相，1949年起任朝鲜劳动党中央委员会委员长。抗美援朝期间与毛泽东、斯大林保持频繁电文往来，协调战争指导方针。</w:t>
+      </w:r>
+    </w:p>
+  </w:footnote>
+  <w:footnote w:id="5">
+    <w:p>
+      <w:pPr>
         <w:rPr>
           <w:rFonts w:asciiTheme="minorEastAsia" w:hAnsiTheme="minorEastAsia" w:eastAsiaTheme="minorEastAsia" w:cstheme="minorBidi"/>
           <w:kern w:val="2"/>
@@ -1361,13 +1379,14 @@
           <w:szCs w:val="21"/>
           <w:lang w:val="en-US" w:eastAsia="zh-CN" w:bidi="ar-SA"/>
         </w:rPr>
-        <w:t xml:space="preserve">金日成（1912—1994），原名金成柱，朝鲜民主主义人民共和国的创建者。1948年起任朝鲜民主主义人民共和国内阁首相，1949年起任朝鲜劳动党中央委员会委员长。抗美援朝期间与毛泽东、斯大林保持频繁电文往来，协调战争指导方针。</w:t>
-      </w:r>
-    </w:p>
-  </w:footnote>
-  <w:footnote w:id="5">
-    <w:p>
-      <w:pPr>
+      </w:pPr>
+      <w:r>
+        <w:rPr>
+          <w:rStyle w:val="FootnoteReference"/>
+        </w:rPr>
+        <w:t>[3]</w:t>
+      </w:r>
+      <w:r>
         <w:rPr>
           <w:rFonts w:asciiTheme="minorEastAsia" w:hAnsiTheme="minorEastAsia" w:eastAsiaTheme="minorEastAsia" w:cstheme="minorBidi"/>
           <w:kern w:val="2"/>
@@ -1375,8 +1394,13 @@
           <w:szCs w:val="21"/>
           <w:lang w:val="en-US" w:eastAsia="zh-CN" w:bidi="ar-SA"/>
         </w:rPr>
-      </w:pPr>
-      <w:r>
+        <w:t xml:space="preserve">李克农（1899—1962），安徽巢县人，1926年加入中国共产党。1950年任外交部副部长。抗美援朝战争期间，受中央委派在幕后领导和指导朝鲜停战谈判的中方代表团。1955年被授予上将军衔。</w:t>
+      </w:r>
+    </w:p>
+  </w:footnote>
+  <w:footnote w:id="6">
+    <w:p>
+      <w:pPr>
         <w:rPr>
           <w:rFonts w:asciiTheme="minorEastAsia" w:hAnsiTheme="minorEastAsia" w:eastAsiaTheme="minorEastAsia" w:cstheme="minorBidi"/>
           <w:kern w:val="2"/>
@@ -1384,7 +1408,12 @@
           <w:szCs w:val="21"/>
           <w:lang w:val="en-US" w:eastAsia="zh-CN" w:bidi="ar-SA"/>
         </w:rPr>
-        <w:footnoteRef/>
+      </w:pPr>
+      <w:r>
+        <w:rPr>
+          <w:rStyle w:val="FootnoteReference"/>
+        </w:rPr>
+        <w:t>[5]</w:t>
       </w:r>
       <w:r>
         <w:rPr>
@@ -1394,11 +1423,11 @@
           <w:szCs w:val="21"/>
           <w:lang w:val="en-US" w:eastAsia="zh-CN" w:bidi="ar-SA"/>
         </w:rPr>
-        <w:t xml:space="preserve">李克农（1899—1962），安徽巢县人，1926年加入中国共产党。1950年任外交部副部长。抗美援朝战争期间，受中央委派在幕后领导和指导朝鲜停战谈判的中方代表团。1955年被授予上将军衔。</w:t>
+        <w:t xml:space="preserve">三八线，即北纬38度线。1945年8月日本投降后，美苏两国商定以此线为界分别接受朝鲜半岛日军的投降，此后成为朝鲜和韩国事实上的分界线。朝鲜战争爆发后，战线多次反复穿越三八线，最终停战协定基本以三八线附近的实际接触线为军事分界线。</w:t>
       </w:r>
     </w:p>
   </w:footnote>
-  <w:footnote w:id="6">
+  <w:footnote w:id="7">
     <w:p>
       <w:pPr>
         <w:rPr>
@@ -1411,15 +1440,25 @@
       </w:pPr>
       <w:r>
         <w:rPr>
+          <w:rStyle w:val="FootnoteReference"/>
+        </w:rPr>
+        <w:t>[6]</w:t>
+      </w:r>
+      <w:r>
+        <w:rPr>
           <w:rFonts w:asciiTheme="minorEastAsia" w:hAnsiTheme="minorEastAsia" w:eastAsiaTheme="minorEastAsia" w:cstheme="minorBidi"/>
           <w:kern w:val="2"/>
           <w:sz w:val="21"/>
           <w:szCs w:val="21"/>
           <w:lang w:val="en-US" w:eastAsia="zh-CN" w:bidi="ar-SA"/>
         </w:rPr>
-        <w:footnoteRef/>
-      </w:r>
-      <w:r>
+        <w:t xml:space="preserve">长津湖发电站，位于朝鲜咸镜南道长津郡，是朝鲜北部重要的水力发电站之一。长津湖地区在1950年11月至12月爆发了著名的长津湖战役。</w:t>
+      </w:r>
+    </w:p>
+  </w:footnote>
+  <w:footnote w:id="8">
+    <w:p>
+      <w:pPr>
         <w:rPr>
           <w:rFonts w:asciiTheme="minorEastAsia" w:hAnsiTheme="minorEastAsia" w:eastAsiaTheme="minorEastAsia" w:cstheme="minorBidi"/>
           <w:kern w:val="2"/>
@@ -1427,13 +1466,14 @@
           <w:szCs w:val="21"/>
           <w:lang w:val="en-US" w:eastAsia="zh-CN" w:bidi="ar-SA"/>
         </w:rPr>
-        <w:t xml:space="preserve">三八线，即北纬38度线。1945年8月日本投降后，美苏两国商定以此线为界分别接受朝鲜半岛日军的投降，此后成为朝鲜和韩国事实上的分界线。朝鲜战争爆发后，战线多次反复穿越三八线，最终停战协定基本以三八线附近的实际接触线为军事分界线。</w:t>
-      </w:r>
-    </w:p>
-  </w:footnote>
-  <w:footnote w:id="7">
-    <w:p>
-      <w:pPr>
+      </w:pPr>
+      <w:r>
+        <w:rPr>
+          <w:rStyle w:val="FootnoteReference"/>
+        </w:rPr>
+        <w:t>[7]</w:t>
+      </w:r>
+      <w:r>
         <w:rPr>
           <w:rFonts w:asciiTheme="minorEastAsia" w:hAnsiTheme="minorEastAsia" w:eastAsiaTheme="minorEastAsia" w:cstheme="minorBidi"/>
           <w:kern w:val="2"/>
@@ -1441,8 +1481,13 @@
           <w:szCs w:val="21"/>
           <w:lang w:val="en-US" w:eastAsia="zh-CN" w:bidi="ar-SA"/>
         </w:rPr>
-      </w:pPr>
-      <w:r>
+        <w:t xml:space="preserve">水丰发电站，位于鸭绿江中游水丰水库（中朝界河），是中朝边界上最大的水力发电站，1940年建成。1952年6月23日遭美军飞机集中轰炸严重受损。</w:t>
+      </w:r>
+    </w:p>
+  </w:footnote>
+  <w:footnote w:id="9">
+    <w:p>
+      <w:pPr>
         <w:rPr>
           <w:rFonts w:asciiTheme="minorEastAsia" w:hAnsiTheme="minorEastAsia" w:eastAsiaTheme="minorEastAsia" w:cstheme="minorBidi"/>
           <w:kern w:val="2"/>
@@ -1450,7 +1495,12 @@
           <w:szCs w:val="21"/>
           <w:lang w:val="en-US" w:eastAsia="zh-CN" w:bidi="ar-SA"/>
         </w:rPr>
-        <w:footnoteRef/>
+      </w:pPr>
+      <w:r>
+        <w:rPr>
+          <w:rStyle w:val="FootnoteReference"/>
+        </w:rPr>
+        <w:t>[8]</w:t>
       </w:r>
       <w:r>
         <w:rPr>
@@ -1460,11 +1510,11 @@
           <w:szCs w:val="21"/>
           <w:lang w:val="en-US" w:eastAsia="zh-CN" w:bidi="ar-SA"/>
         </w:rPr>
-        <w:t xml:space="preserve">长津湖发电站，位于朝鲜咸镜南道长津郡，是朝鲜北部重要的水力发电站之一。长津湖地区在1950年11月至12月爆发了著名的长津湖战役。</w:t>
+        <w:t xml:space="preserve">北仓发电站，位于朝鲜平安南道北仓郡，是朝鲜北部的主要火力发电厂之一。</w:t>
       </w:r>
     </w:p>
   </w:footnote>
-  <w:footnote w:id="8">
+  <w:footnote w:id="10">
     <w:p>
       <w:pPr>
         <w:rPr>
@@ -1477,79 +1527,9 @@
       </w:pPr>
       <w:r>
         <w:rPr>
-          <w:rFonts w:asciiTheme="minorEastAsia" w:hAnsiTheme="minorEastAsia" w:eastAsiaTheme="minorEastAsia" w:cstheme="minorBidi"/>
-          <w:kern w:val="2"/>
-          <w:sz w:val="21"/>
-          <w:szCs w:val="21"/>
-          <w:lang w:val="en-US" w:eastAsia="zh-CN" w:bidi="ar-SA"/>
-        </w:rPr>
-        <w:footnoteRef/>
-      </w:r>
-      <w:r>
-        <w:rPr>
-          <w:rFonts w:asciiTheme="minorEastAsia" w:hAnsiTheme="minorEastAsia" w:eastAsiaTheme="minorEastAsia" w:cstheme="minorBidi"/>
-          <w:kern w:val="2"/>
-          <w:sz w:val="21"/>
-          <w:szCs w:val="21"/>
-          <w:lang w:val="en-US" w:eastAsia="zh-CN" w:bidi="ar-SA"/>
-        </w:rPr>
-        <w:t xml:space="preserve">水丰发电站，位于鸭绿江中游水丰水库（中朝界河），是中朝边界上最大的水力发电站，1940年建成。1952年6月23日遭美军飞机集中轰炸严重受损。</w:t>
-      </w:r>
-    </w:p>
-  </w:footnote>
-  <w:footnote w:id="9">
-    <w:p>
-      <w:pPr>
-        <w:rPr>
-          <w:rFonts w:asciiTheme="minorEastAsia" w:hAnsiTheme="minorEastAsia" w:eastAsiaTheme="minorEastAsia" w:cstheme="minorBidi"/>
-          <w:kern w:val="2"/>
-          <w:sz w:val="21"/>
-          <w:szCs w:val="21"/>
-          <w:lang w:val="en-US" w:eastAsia="zh-CN" w:bidi="ar-SA"/>
-        </w:rPr>
-      </w:pPr>
-      <w:r>
-        <w:rPr>
-          <w:rFonts w:asciiTheme="minorEastAsia" w:hAnsiTheme="minorEastAsia" w:eastAsiaTheme="minorEastAsia" w:cstheme="minorBidi"/>
-          <w:kern w:val="2"/>
-          <w:sz w:val="21"/>
-          <w:szCs w:val="21"/>
-          <w:lang w:val="en-US" w:eastAsia="zh-CN" w:bidi="ar-SA"/>
-        </w:rPr>
-        <w:footnoteRef/>
-      </w:r>
-      <w:r>
-        <w:rPr>
-          <w:rFonts w:asciiTheme="minorEastAsia" w:hAnsiTheme="minorEastAsia" w:eastAsiaTheme="minorEastAsia" w:cstheme="minorBidi"/>
-          <w:kern w:val="2"/>
-          <w:sz w:val="21"/>
-          <w:szCs w:val="21"/>
-          <w:lang w:val="en-US" w:eastAsia="zh-CN" w:bidi="ar-SA"/>
-        </w:rPr>
-        <w:t xml:space="preserve">北仓发电站，位于朝鲜平安南道北仓郡，是朝鲜北部的主要火力发电厂之一。</w:t>
-      </w:r>
-    </w:p>
-  </w:footnote>
-  <w:footnote w:id="10">
-    <w:p>
-      <w:pPr>
-        <w:rPr>
-          <w:rFonts w:asciiTheme="minorEastAsia" w:hAnsiTheme="minorEastAsia" w:eastAsiaTheme="minorEastAsia" w:cstheme="minorBidi"/>
-          <w:kern w:val="2"/>
-          <w:sz w:val="21"/>
-          <w:szCs w:val="21"/>
-          <w:lang w:val="en-US" w:eastAsia="zh-CN" w:bidi="ar-SA"/>
-        </w:rPr>
-      </w:pPr>
-      <w:r>
-        <w:rPr>
-          <w:rFonts w:asciiTheme="minorEastAsia" w:hAnsiTheme="minorEastAsia" w:eastAsiaTheme="minorEastAsia" w:cstheme="minorBidi"/>
-          <w:kern w:val="2"/>
-          <w:sz w:val="21"/>
-          <w:szCs w:val="21"/>
-          <w:lang w:val="en-US" w:eastAsia="zh-CN" w:bidi="ar-SA"/>
-        </w:rPr>
-        <w:footnoteRef/>
+          <w:rStyle w:val="FootnoteReference"/>
+        </w:rPr>
+        <w:t>[4]</w:t>
       </w:r>
       <w:r>
         <w:rPr>
